--- a/downloads/teacher/05 Materials/Unit 01/Slides/Slides 01.12 - Is This Food Video True.docx
+++ b/downloads/teacher/05 Materials/Unit 01/Slides/Slides 01.12 - Is This Food Video True.docx
@@ -139,7 +139,7 @@
         <w:pStyle w:val="Compact"/>
       </w:pPr>
       <w:r>
-        <w:t xml:space="preserve">[The video plays here. 60 to 90 seconds. Captions on.]</w:t>
+        <w:t xml:space="preserve">The video plays here. 60 to 90 seconds. Captions on.</w:t>
       </w:r>
       <w:r>
         <w:t xml:space="preserve"> </w:t>
@@ -158,15 +158,6 @@
       </w:r>
       <w:r>
         <w:t xml:space="preserve">”</w:t>
-      </w:r>
-      <w:r>
-        <w:t xml:space="preserve"> </w:t>
-      </w:r>
-      <w:r>
-        <w:rPr>
-          <w:rStyle w:val="TeacherNote"/>
-        </w:rPr>
-        <w:t xml:space="preserve">[Sal: pick a claim about food, not bodies or weight. Download it so it plays without ads.]</w:t>
       </w:r>
     </w:p>
     <w:p>
